--- a/deliverables/new-video-4/Short_Form_Candidate_Map.docx
+++ b/deliverables/new-video-4/Short_Form_Candidate_Map.docx
@@ -320,7 +320,7 @@
         <w:rPr>
           <w:sz w:val="21"/>
         </w:rPr>
-        <w:t>The résumé list, then the Claim. The whole Short is the before and after, said out loud.</w:t>
+        <w:t>The resume list, then the Claim. The whole Short is the before and after, said out loud.</w:t>
       </w:r>
     </w:p>
     <w:p>
